--- a/biblioteca/cooperativismo/05_APOSTILA_ACESSIVEL.docx
+++ b/biblioteca/cooperativismo/05_APOSTILA_ACESSIVEL.docx
@@ -144,6 +144,12 @@
           <w:t xml:space="preserve">Abrir o jogo</w:t>
         </w:r>
       </w:hyperlink>
+    </w:p>
+    <w:p>
+      <w:pPr>
+        <w:pStyle w:val="BodyText"/>
+      </w:pPr>
+      <w:hyperlink w:anchor="X6f0cbbae25aa0ee98ecc5840562e70f27ad0fbe"/>
     </w:p>
     <w:p>
       <w:pPr>
@@ -202,6 +208,12 @@
     </w:p>
     <w:p>
       <w:pPr>
+        <w:pStyle w:val="BodyText"/>
+      </w:pPr>
+      <w:hyperlink w:anchor="unidade-1-limites-e-continuidade"/>
+    </w:p>
+    <w:p>
+      <w:pPr>
         <w:pStyle w:val="CaptionedFigure"/>
       </w:pPr>
       <w:r>
@@ -257,6 +269,12 @@
     </w:p>
     <w:p>
       <w:pPr>
+        <w:pStyle w:val="BodyText"/>
+      </w:pPr>
+      <w:hyperlink w:anchor="unidade-2-derivadas"/>
+    </w:p>
+    <w:p>
+      <w:pPr>
         <w:pStyle w:val="CaptionedFigure"/>
       </w:pPr>
       <w:r>
@@ -312,6 +330,12 @@
     </w:p>
     <w:p>
       <w:pPr>
+        <w:pStyle w:val="BodyText"/>
+      </w:pPr>
+      <w:hyperlink w:anchor="unidade-3-aplicações-da-derivada"/>
+    </w:p>
+    <w:p>
+      <w:pPr>
         <w:pStyle w:val="CaptionedFigure"/>
       </w:pPr>
       <w:r>
@@ -364,6 +388,12 @@
       <w:r>
         <w:t xml:space="preserve">Aplicações</w:t>
       </w:r>
+    </w:p>
+    <w:p>
+      <w:pPr>
+        <w:pStyle w:val="BodyText"/>
+      </w:pPr>
+      <w:hyperlink w:anchor="unidade-4-integrais"/>
     </w:p>
     <w:p>
       <w:pPr>
@@ -7360,13 +7390,13 @@
         <w:t xml:space="preserve"> </w:t>
       </w:r>
       <w:r>
-        <w:t xml:space="preserve">P(t) com valores 894 → 900 ← 906 (números de exemplo). Moral: limite</w:t>
-      </w:r>
-      <w:r>
-        <w:t xml:space="preserve"> </w:t>
-      </w:r>
-      <w:r>
-        <w:t xml:space="preserve">existe quando os dois lados concordam.</w:t>
+        <w:t xml:space="preserve">P(t) com valores 888,05 → 900 ← 906,05 (números de exemplo). Moral: o</w:t>
+      </w:r>
+      <w:r>
+        <w:t xml:space="preserve"> </w:t>
+      </w:r>
+      <w:r>
+        <w:t xml:space="preserve">limite existe quando os dois lados convergem.</w:t>
       </w:r>
     </w:p>
     <w:p>
@@ -8752,7 +8782,7 @@
               <w:jc w:val="left"/>
             </w:pPr>
             <w:r>
-              <w:t xml:space="preserve">t</w:t>
+              <w:t xml:space="preserve">t (meses)</w:t>
             </w:r>
           </w:p>
         </w:tc>
@@ -8764,7 +8794,7 @@
               <w:jc w:val="left"/>
             </w:pPr>
             <w:r>
-              <w:t xml:space="preserve">P(t) = 500 + 80t + 5t²</w:t>
+              <w:t xml:space="preserve">P(t) (mil R$ de exemplo) = 500 + 80t + 5t²</w:t>
             </w:r>
           </w:p>
         </w:tc>
@@ -8802,7 +8832,7 @@
               <w:jc w:val="left"/>
             </w:pPr>
             <w:r>
-              <w:t xml:space="preserve">894,05</w:t>
+              <w:t xml:space="preserve">888,05</w:t>
             </w:r>
           </w:p>
         </w:tc>
@@ -8814,7 +8844,7 @@
               <w:jc w:val="left"/>
             </w:pPr>
             <w:r>
-              <w:t xml:space="preserve">500 + 312 + 82,05</w:t>
+              <w:t xml:space="preserve">500 + 312 + 76,05</w:t>
             </w:r>
           </w:p>
         </w:tc>
@@ -8840,7 +8870,7 @@
               <w:jc w:val="left"/>
             </w:pPr>
             <w:r>
-              <w:t xml:space="preserve">899,5005</w:t>
+              <w:t xml:space="preserve">898,8005</w:t>
             </w:r>
           </w:p>
         </w:tc>
@@ -8852,7 +8882,7 @@
               <w:jc w:val="left"/>
             </w:pPr>
             <w:r>
-              <w:t xml:space="preserve">(calculadora)</w:t>
+              <w:t xml:space="preserve">500 + 319,2 + 79,6005</w:t>
             </w:r>
           </w:p>
         </w:tc>
@@ -8924,7 +8954,7 @@
               <w:jc w:val="left"/>
             </w:pPr>
             <w:r>
-              <w:t xml:space="preserve">900,5005</w:t>
+              <w:t xml:space="preserve">901,2005</w:t>
             </w:r>
           </w:p>
         </w:tc>
@@ -8936,7 +8966,7 @@
               <w:jc w:val="left"/>
             </w:pPr>
             <w:r>
-              <w:t xml:space="preserve">(calculadora)</w:t>
+              <w:t xml:space="preserve">500 + 320,8 + 80,4005</w:t>
             </w:r>
           </w:p>
         </w:tc>
@@ -12954,11 +12984,7 @@
         <w:pStyle w:val="FirstParagraph"/>
       </w:pPr>
       <w:r>
-        <w:rPr>
-          <w:bCs/>
-          <w:b/>
-        </w:rPr>
-        <w:t xml:space="preserve">Gabarito do guia passo a passo da U1</w:t>
+        <w:t xml:space="preserve">Gabarito do guia (abrir depois de tentar)</w:t>
       </w:r>
     </w:p>
     <w:p>
@@ -13908,19 +13934,43 @@
         <w:t xml:space="preserve"> </w:t>
       </w:r>
       <w:r>
-        <w:t xml:space="preserve">se P′(4) = 242 (número de</w:t>
-      </w:r>
-      <w:r>
-        <w:t xml:space="preserve"> </w:t>
-      </w:r>
-      <w:r>
-        <w:t xml:space="preserve">exemplo, mil R$/mês), escreva a frase-resposta completa com unidade.</w:t>
-      </w:r>
-      <w:r>
-        <w:t xml:space="preserve"> </w:t>
-      </w:r>
-      <w:r>
-        <w:t xml:space="preserve">(Modelo: "no 4º mês, o patrimônio cresce a 242 mil R$ por mês".)</w:t>
+        <w:t xml:space="preserve">para</w:t>
+      </w:r>
+      <w:r>
+        <w:t xml:space="preserve"> </w:t>
+      </w:r>
+      <w:r>
+        <w:rPr>
+          <w:rStyle w:val="VerbatimChar"/>
+        </w:rPr>
+        <w:t xml:space="preserve">F(t)=3t³+6t²+50t</w:t>
+      </w:r>
+      <w:r>
+        <w:t xml:space="preserve">, temos</w:t>
+      </w:r>
+      <w:r>
+        <w:t xml:space="preserve"> </w:t>
+      </w:r>
+      <w:r>
+        <w:rPr>
+          <w:rStyle w:val="VerbatimChar"/>
+        </w:rPr>
+        <w:t xml:space="preserve">F′(4)=242 mil R\$/mês</w:t>
+      </w:r>
+      <w:r>
+        <w:t xml:space="preserve">.</w:t>
+      </w:r>
+      <w:r>
+        <w:t xml:space="preserve"> </w:t>
+      </w:r>
+      <w:r>
+        <w:t xml:space="preserve">Escreva a frase-resposta completa com unidade. (Modelo: "no 4º mês, o</w:t>
+      </w:r>
+      <w:r>
+        <w:t xml:space="preserve"> </w:t>
+      </w:r>
+      <w:r>
+        <w:t xml:space="preserve">fundo cresce a 242 mil R$ por mês".)</w:t>
       </w:r>
     </w:p>
     <w:p>
@@ -15907,7 +15957,40 @@
         <w:t xml:space="preserve"> </w:t>
       </w:r>
       <w:r>
-        <w:t xml:space="preserve">P′(t) = 1,6t(0,2t² + 10)³.</w:t>
+        <w:t xml:space="preserve">P′(t) = 1,6t(0,2t² + 10)³, em</w:t>
+      </w:r>
+      <w:r>
+        <w:t xml:space="preserve"> </w:t>
+      </w:r>
+      <w:r>
+        <w:rPr>
+          <w:rStyle w:val="VerbatimChar"/>
+        </w:rPr>
+        <w:t xml:space="preserve">mil R\$ de exemplo/mês</w:t>
+      </w:r>
+      <w:r>
+        <w:t xml:space="preserve">, se</w:t>
+      </w:r>
+      <w:r>
+        <w:t xml:space="preserve"> </w:t>
+      </w:r>
+      <w:r>
+        <w:rPr>
+          <w:rStyle w:val="VerbatimChar"/>
+        </w:rPr>
+        <w:t xml:space="preserve">t</w:t>
+      </w:r>
+      <w:r>
+        <w:t xml:space="preserve"> </w:t>
+      </w:r>
+      <w:r>
+        <w:t xml:space="preserve">for o valor</w:t>
+      </w:r>
+      <w:r>
+        <w:t xml:space="preserve"> </w:t>
+      </w:r>
+      <w:r>
+        <w:t xml:space="preserve">numérico em meses.</w:t>
       </w:r>
       <w:r>
         <w:t xml:space="preserve"> </w:t>
@@ -15917,61 +16000,67 @@
           <w:iCs/>
           <w:i/>
         </w:rPr>
-        <w:t xml:space="preserve">Erro</w:t>
+        <w:t xml:space="preserve">Erro clássico:</w:t>
+      </w:r>
+      <w:r>
+        <w:t xml:space="preserve"> </w:t>
+      </w:r>
+      <w:r>
+        <w:t xml:space="preserve">esquecer o 0,4t do recheio.</w:t>
+      </w:r>
+      <w:r>
+        <w:t xml:space="preserve"> </w:t>
+      </w:r>
+      <w:r>
+        <w:t xml:space="preserve">Cadeia</w:t>
+      </w:r>
+      <w:r>
+        <w:t xml:space="preserve"> </w:t>
+      </w:r>
+      <w:r>
+        <w:rPr>
+          <w:bCs/>
+          <w:b/>
+        </w:rPr>
+        <w:t xml:space="preserve">sempre</w:t>
+      </w:r>
+      <w:r>
+        <w:t xml:space="preserve"> </w:t>
+      </w:r>
+      <w:r>
+        <w:t xml:space="preserve">multiplica pela derivada do recheio.</w:t>
+      </w:r>
+    </w:p>
+    <w:bookmarkEnd w:id="125"/>
+    <w:bookmarkStart w:id="126" w:name="Xeb30b7bd22bc844b6bf1ad3ad55c9f29a05f0a2"/>
+    <w:p>
+      <w:pPr>
+        <w:pStyle w:val="Heading4"/>
+      </w:pPr>
+      <w:r>
+        <w:t xml:space="preserve">Exemplo</w:t>
+      </w:r>
+      <w:r>
+        <w:t xml:space="preserve"> </w:t>
+      </w:r>
+      <w:r>
+        <w:t xml:space="preserve">5 — Segunda derivada: o rendimento está acelerando?</w:t>
+      </w:r>
+      <w:r>
+        <w:t xml:space="preserve"> </w:t>
       </w:r>
       <w:r>
         <w:rPr>
           <w:iCs/>
           <w:i/>
         </w:rPr>
-        <w:t xml:space="preserve"> </w:t>
+        <w:t xml:space="preserve">(número de</w:t>
       </w:r>
       <w:r>
         <w:rPr>
           <w:iCs/>
           <w:i/>
         </w:rPr>
-        <w:t xml:space="preserve">clássico:</w:t>
-      </w:r>
-      <w:r>
-        <w:t xml:space="preserve"> </w:t>
-      </w:r>
-      <w:r>
-        <w:t xml:space="preserve">esquecer o 0,4t do recheio. Cadeia</w:t>
-      </w:r>
-      <w:r>
-        <w:t xml:space="preserve"> </w:t>
-      </w:r>
-      <w:r>
-        <w:rPr>
-          <w:bCs/>
-          <w:b/>
-        </w:rPr>
-        <w:t xml:space="preserve">sempre</w:t>
-      </w:r>
-      <w:r>
-        <w:t xml:space="preserve"> </w:t>
-      </w:r>
-      <w:r>
-        <w:t xml:space="preserve">multiplica pela derivada do recheio.</w:t>
-      </w:r>
-    </w:p>
-    <w:bookmarkEnd w:id="125"/>
-    <w:bookmarkStart w:id="126" w:name="Xeb30b7bd22bc844b6bf1ad3ad55c9f29a05f0a2"/>
-    <w:p>
-      <w:pPr>
-        <w:pStyle w:val="Heading4"/>
-      </w:pPr>
-      <w:r>
-        <w:t xml:space="preserve">Exemplo</w:t>
-      </w:r>
-      <w:r>
-        <w:t xml:space="preserve"> </w:t>
-      </w:r>
-      <w:r>
-        <w:t xml:space="preserve">5 — Segunda derivada: o rendimento está acelerando?</w:t>
-      </w:r>
-      <w:r>
         <w:t xml:space="preserve"> </w:t>
       </w:r>
       <w:r>
@@ -15979,21 +16068,197 @@
           <w:iCs/>
           <w:i/>
         </w:rPr>
-        <w:t xml:space="preserve">(número de</w:t>
+        <w:t xml:space="preserve">exemplo)</w:t>
+      </w:r>
+    </w:p>
+    <w:p>
+      <w:pPr>
+        <w:pStyle w:val="FirstParagraph"/>
+      </w:pPr>
+      <w:r>
+        <w:t xml:space="preserve">P(t) = t³ − 12t² + 45t + 10 (patrimônio de modelo, número de</w:t>
+      </w:r>
+      <w:r>
+        <w:t xml:space="preserve"> </w:t>
+      </w:r>
+      <w:r>
+        <w:t xml:space="preserve">exemplo).</w:t>
+      </w:r>
+    </w:p>
+    <w:p>
+      <w:pPr>
+        <w:pStyle w:val="BodyText"/>
+      </w:pPr>
+      <w:r>
+        <w:rPr>
+          <w:bCs/>
+          <w:b/>
+        </w:rPr>
+        <w:t xml:space="preserve">Passo 1:</w:t>
+      </w:r>
+      <w:r>
+        <w:t xml:space="preserve"> </w:t>
+      </w:r>
+      <w:r>
+        <w:t xml:space="preserve">P′(t) = 3t² − 24t + 45 = 3(t² − 8t + 15) =</w:t>
+      </w:r>
+      <w:r>
+        <w:t xml:space="preserve"> </w:t>
+      </w:r>
+      <w:r>
+        <w:rPr>
+          <w:bCs/>
+          <w:b/>
+        </w:rPr>
+        <w:t xml:space="preserve">3(t − 3)(t − 5)</w:t>
+      </w:r>
+      <w:r>
+        <w:t xml:space="preserve">.</w:t>
+      </w:r>
+      <w:r>
+        <w:t xml:space="preserve"> </w:t>
+      </w:r>
+      <w:r>
+        <w:rPr>
+          <w:bCs/>
+          <w:b/>
+        </w:rPr>
+        <w:t xml:space="preserve">Passo 2:</w:t>
+      </w:r>
+      <w:r>
+        <w:t xml:space="preserve"> </w:t>
+      </w:r>
+      <w:r>
+        <w:t xml:space="preserve">P″(t) =</w:t>
+      </w:r>
+      <w:r>
+        <w:t xml:space="preserve"> </w:t>
+      </w:r>
+      <w:r>
+        <w:rPr>
+          <w:bCs/>
+          <w:b/>
+        </w:rPr>
+        <w:t xml:space="preserve">6t − 24</w:t>
+      </w:r>
+      <w:r>
+        <w:t xml:space="preserve">.</w:t>
+      </w:r>
+      <w:r>
+        <w:t xml:space="preserve"> </w:t>
+      </w:r>
+      <w:r>
+        <w:rPr>
+          <w:bCs/>
+          <w:b/>
+        </w:rPr>
+        <w:t xml:space="preserve">Passo 3 — interpretação:</w:t>
+      </w:r>
+      <w:r>
+        <w:t xml:space="preserve"> </w:t>
+      </w:r>
+      <w:r>
+        <w:t xml:space="preserve">P″(4) = 0 (mudança de ritmo); P″(t) &gt; 0 quando t &gt; 4 → taxa</w:t>
+      </w:r>
+      <w:r>
+        <w:t xml:space="preserve"> </w:t>
+      </w:r>
+      <w:r>
+        <w:rPr>
+          <w:bCs/>
+          <w:b/>
+        </w:rPr>
+        <w:t xml:space="preserve">acelera</w:t>
+      </w:r>
+      <w:r>
+        <w:t xml:space="preserve">; P″(t) &lt; 0 quando t &lt; 4 → taxa</w:t>
+      </w:r>
+      <w:r>
+        <w:t xml:space="preserve"> </w:t>
+      </w:r>
+      <w:r>
+        <w:rPr>
+          <w:bCs/>
+          <w:b/>
+        </w:rPr>
+        <w:t xml:space="preserve">desacelera</w:t>
+      </w:r>
+      <w:r>
+        <w:t xml:space="preserve">.</w:t>
+      </w:r>
+    </w:p>
+    <w:p>
+      <w:pPr>
+        <w:pStyle w:val="BodyText"/>
+      </w:pPr>
+      <w:r>
+        <w:rPr>
+          <w:bCs/>
+          <w:b/>
+        </w:rPr>
+        <w:t xml:space="preserve">Resposta:</w:t>
+      </w:r>
+      <w:r>
+        <w:t xml:space="preserve"> </w:t>
+      </w:r>
+      <w:r>
+        <w:t xml:space="preserve">P′(t) = 3(t−3)(t−5), em</w:t>
+      </w:r>
+      <w:r>
+        <w:t xml:space="preserve"> </w:t>
+      </w:r>
+      <w:r>
+        <w:rPr>
+          <w:rStyle w:val="VerbatimChar"/>
+        </w:rPr>
+        <w:t xml:space="preserve">mil R\$ de exemplo/mês</w:t>
+      </w:r>
+      <w:r>
+        <w:t xml:space="preserve">; P″(t) = 6t−24, em</w:t>
+      </w:r>
+      <w:r>
+        <w:t xml:space="preserve"> </w:t>
+      </w:r>
+      <w:r>
+        <w:rPr>
+          <w:rStyle w:val="VerbatimChar"/>
+        </w:rPr>
+        <w:t xml:space="preserve">mil R\$ de exemplo/mês²</w:t>
+      </w:r>
+      <w:r>
+        <w:t xml:space="preserve">. A segunda derivada mostra se a</w:t>
+      </w:r>
+      <w:r>
+        <w:t xml:space="preserve"> </w:t>
+      </w:r>
+      <w:r>
+        <w:t xml:space="preserve">taxa acelera ou desacelera.</w:t>
+      </w:r>
+    </w:p>
+    <w:bookmarkEnd w:id="126"/>
+    <w:bookmarkStart w:id="127" w:name="Xde9afa773bb4a8ebcdd8c41089f7779c2bdc709"/>
+    <w:p>
+      <w:pPr>
+        <w:pStyle w:val="Heading4"/>
+      </w:pPr>
+      <w:r>
+        <w:t xml:space="preserve">Exemplo</w:t>
+      </w:r>
+      <w:r>
+        <w:t xml:space="preserve"> </w:t>
+      </w:r>
+      <w:r>
+        <w:t xml:space="preserve">6 (NOVO) — Taxa marginal da cota-parte: vale integralizar mais uma?</w:t>
+      </w:r>
+      <w:r>
+        <w:t xml:space="preserve"> </w:t>
       </w:r>
       <w:r>
         <w:rPr>
           <w:iCs/>
           <w:i/>
         </w:rPr>
-        <w:t xml:space="preserve"> </w:t>
-      </w:r>
-      <w:r>
-        <w:rPr>
-          <w:iCs/>
-          <w:i/>
-        </w:rPr>
-        <w:t xml:space="preserve">exemplo)</w:t>
+        <w:t xml:space="preserve">(número de exemplo)</w:t>
       </w:r>
     </w:p>
     <w:p>
@@ -16001,13 +16266,19 @@
         <w:pStyle w:val="FirstParagraph"/>
       </w:pPr>
       <w:r>
-        <w:t xml:space="preserve">P(t) = t³ − 12t² + 45t + 10 (patrimônio de modelo, número de</w:t>
-      </w:r>
-      <w:r>
-        <w:t xml:space="preserve"> </w:t>
-      </w:r>
-      <w:r>
-        <w:t xml:space="preserve">exemplo).</w:t>
+        <w:t xml:space="preserve">Na história fictícia, o patrimônio em função das cotas é P(c) = 50c +</w:t>
+      </w:r>
+      <w:r>
+        <w:t xml:space="preserve"> </w:t>
+      </w:r>
+      <w:r>
+        <w:t xml:space="preserve">2c² (mil R$, número de exemplo). A assembleia pergunta a taxa marginal</w:t>
+      </w:r>
+      <w:r>
+        <w:t xml:space="preserve"> </w:t>
+      </w:r>
+      <w:r>
+        <w:t xml:space="preserve">na 10ª cota.</w:t>
       </w:r>
     </w:p>
     <w:p>
@@ -16019,23 +16290,89 @@
           <w:bCs/>
           <w:b/>
         </w:rPr>
-        <w:t xml:space="preserve">Passo 1:</w:t>
-      </w:r>
-      <w:r>
-        <w:t xml:space="preserve"> </w:t>
-      </w:r>
-      <w:r>
-        <w:t xml:space="preserve">P′(t) = 3t² − 24t + 45 = 3(t² − 8t + 15) =</w:t>
-      </w:r>
-      <w:r>
-        <w:t xml:space="preserve"> </w:t>
-      </w:r>
-      <w:r>
-        <w:rPr>
-          <w:bCs/>
-          <w:b/>
-        </w:rPr>
-        <w:t xml:space="preserve">3(t − 3)(t − 5)</w:t>
+        <w:t xml:space="preserve">Passo 1 — tipo:</w:t>
+      </w:r>
+      <w:r>
+        <w:t xml:space="preserve"> </w:t>
+      </w:r>
+      <w:r>
+        <w:t xml:space="preserve">potência + constante×função. Derive</w:t>
+      </w:r>
+      <w:r>
+        <w:t xml:space="preserve"> </w:t>
+      </w:r>
+      <w:r>
+        <w:t xml:space="preserve">termo a termo.</w:t>
+      </w:r>
+      <w:r>
+        <w:t xml:space="preserve"> </w:t>
+      </w:r>
+      <w:r>
+        <w:rPr>
+          <w:bCs/>
+          <w:b/>
+        </w:rPr>
+        <w:t xml:space="preserve">Passo 2:</w:t>
+      </w:r>
+      <w:r>
+        <w:t xml:space="preserve"> </w:t>
+      </w:r>
+      <w:r>
+        <w:t xml:space="preserve">P′(c) = 50 + 4c.</w:t>
+      </w:r>
+      <w:r>
+        <w:t xml:space="preserve"> </w:t>
+      </w:r>
+      <w:r>
+        <w:rPr>
+          <w:bCs/>
+          <w:b/>
+        </w:rPr>
+        <w:t xml:space="preserve">Passo</w:t>
+      </w:r>
+      <w:r>
+        <w:rPr>
+          <w:bCs/>
+          <w:b/>
+        </w:rPr>
+        <w:t xml:space="preserve"> </w:t>
+      </w:r>
+      <w:r>
+        <w:rPr>
+          <w:bCs/>
+          <w:b/>
+        </w:rPr>
+        <w:t xml:space="preserve">3 — ponto:</w:t>
+      </w:r>
+      <w:r>
+        <w:t xml:space="preserve"> </w:t>
+      </w:r>
+      <w:r>
+        <w:t xml:space="preserve">P′(10) = 50 + 40 =</w:t>
+      </w:r>
+      <w:r>
+        <w:t xml:space="preserve"> </w:t>
+      </w:r>
+      <w:r>
+        <w:rPr>
+          <w:bCs/>
+          <w:b/>
+        </w:rPr>
+        <w:t xml:space="preserve">90 mil R$ de exemplo por</w:t>
+      </w:r>
+      <w:r>
+        <w:rPr>
+          <w:bCs/>
+          <w:b/>
+        </w:rPr>
+        <w:t xml:space="preserve"> </w:t>
+      </w:r>
+      <w:r>
+        <w:rPr>
+          <w:bCs/>
+          <w:b/>
+        </w:rPr>
+        <w:t xml:space="preserve">cota</w:t>
       </w:r>
       <w:r>
         <w:t xml:space="preserve">.</w:t>
@@ -16048,301 +16385,134 @@
           <w:bCs/>
           <w:b/>
         </w:rPr>
-        <w:t xml:space="preserve">Passo 2:</w:t>
-      </w:r>
-      <w:r>
-        <w:t xml:space="preserve"> </w:t>
-      </w:r>
-      <w:r>
-        <w:t xml:space="preserve">P″(t) =</w:t>
-      </w:r>
-      <w:r>
-        <w:t xml:space="preserve"> </w:t>
-      </w:r>
-      <w:r>
-        <w:rPr>
-          <w:bCs/>
-          <w:b/>
-        </w:rPr>
-        <w:t xml:space="preserve">6t − 24</w:t>
+        <w:t xml:space="preserve">Resposta:</w:t>
+      </w:r>
+      <w:r>
+        <w:t xml:space="preserve"> </w:t>
+      </w:r>
+      <w:r>
+        <w:t xml:space="preserve">a 11ª cota acrescenta cerca de</w:t>
+      </w:r>
+      <w:r>
+        <w:t xml:space="preserve"> </w:t>
+      </w:r>
+      <w:r>
+        <w:rPr>
+          <w:bCs/>
+          <w:b/>
+        </w:rPr>
+        <w:t xml:space="preserve">90 mil R$ de exemplo por cota</w:t>
+      </w:r>
+      <w:r>
+        <w:t xml:space="preserve"> </w:t>
+      </w:r>
+      <w:r>
+        <w:t xml:space="preserve">ao patrimônio. É a taxa</w:t>
+      </w:r>
+      <w:r>
+        <w:t xml:space="preserve"> </w:t>
+      </w:r>
+      <w:r>
+        <w:t xml:space="preserve">marginal; no modelo, compensa incrementá-la se o custo adicional for</w:t>
+      </w:r>
+      <w:r>
+        <w:t xml:space="preserve"> </w:t>
+      </w:r>
+      <w:r>
+        <w:t xml:space="preserve">menor que 90.</w:t>
+      </w:r>
+    </w:p>
+    <w:p>
+      <w:pPr>
+        <w:pStyle w:val="BlockText"/>
+      </w:pPr>
+      <w:r>
+        <w:t xml:space="preserve">PAUSA PARA VOCÊ —</w:t>
+      </w:r>
+      <w:r>
+        <w:t xml:space="preserve"> </w:t>
+      </w:r>
+      <w:r>
+        <w:rPr>
+          <w:bCs/>
+          <w:b/>
+        </w:rPr>
+        <w:t xml:space="preserve">PAUSA PARA VOCÊ:</w:t>
+      </w:r>
+      <w:r>
+        <w:t xml:space="preserve"> </w:t>
+      </w:r>
+      <w:r>
+        <w:t xml:space="preserve">por que</w:t>
+      </w:r>
+      <w:r>
+        <w:t xml:space="preserve"> </w:t>
+      </w:r>
+      <w:r>
+        <w:rPr>
+          <w:rStyle w:val="VerbatimChar"/>
+        </w:rPr>
+        <w:t xml:space="preserve">P′(10)≈[P(11)−P(10)]/(1 cota)</w:t>
+      </w:r>
+      <w:r>
+        <w:t xml:space="preserve">? Teste:</w:t>
+      </w:r>
+      <w:r>
+        <w:t xml:space="preserve"> </w:t>
+      </w:r>
+      <w:r>
+        <w:rPr>
+          <w:rStyle w:val="VerbatimChar"/>
+        </w:rPr>
+        <w:t xml:space="preserve">P(11)=550+242=792</w:t>
+      </w:r>
+      <w:r>
+        <w:t xml:space="preserve"> </w:t>
+      </w:r>
+      <w:r>
+        <w:t xml:space="preserve">e</w:t>
+      </w:r>
+      <w:r>
+        <w:t xml:space="preserve"> </w:t>
+      </w:r>
+      <w:r>
+        <w:rPr>
+          <w:rStyle w:val="VerbatimChar"/>
+        </w:rPr>
+        <w:t xml:space="preserve">P(10)=500+200=700</w:t>
+      </w:r>
+      <w:r>
+        <w:t xml:space="preserve">; a taxa</w:t>
+      </w:r>
+      <w:r>
+        <w:t xml:space="preserve"> </w:t>
+      </w:r>
+      <w:r>
+        <w:t xml:space="preserve">por uma cota é</w:t>
+      </w:r>
+      <w:r>
+        <w:t xml:space="preserve"> </w:t>
+      </w:r>
+      <w:r>
+        <w:rPr>
+          <w:rStyle w:val="VerbatimChar"/>
+        </w:rPr>
+        <w:t xml:space="preserve">(792−700)/1=92 mil R\$/cota</w:t>
+      </w:r>
+      <w:r>
+        <w:t xml:space="preserve">, próxima de</w:t>
+      </w:r>
+      <w:r>
+        <w:t xml:space="preserve"> </w:t>
+      </w:r>
+      <w:r>
+        <w:rPr>
+          <w:rStyle w:val="VerbatimChar"/>
+        </w:rPr>
+        <w:t xml:space="preserve">P′(10)=90 mil R\$/cota</w:t>
       </w:r>
       <w:r>
         <w:t xml:space="preserve">.</w:t>
-      </w:r>
-      <w:r>
-        <w:t xml:space="preserve"> </w:t>
-      </w:r>
-      <w:r>
-        <w:rPr>
-          <w:bCs/>
-          <w:b/>
-        </w:rPr>
-        <w:t xml:space="preserve">Passo 3 — interpretação:</w:t>
-      </w:r>
-      <w:r>
-        <w:t xml:space="preserve"> </w:t>
-      </w:r>
-      <w:r>
-        <w:t xml:space="preserve">P″(4) = 0 (mudança de ritmo); P″(t) &gt; 0 quando t &gt; 4 → taxa</w:t>
-      </w:r>
-      <w:r>
-        <w:t xml:space="preserve"> </w:t>
-      </w:r>
-      <w:r>
-        <w:rPr>
-          <w:bCs/>
-          <w:b/>
-        </w:rPr>
-        <w:t xml:space="preserve">acelera</w:t>
-      </w:r>
-      <w:r>
-        <w:t xml:space="preserve">; P″(t) &lt; 0 quando t &lt; 4 → taxa</w:t>
-      </w:r>
-      <w:r>
-        <w:t xml:space="preserve"> </w:t>
-      </w:r>
-      <w:r>
-        <w:rPr>
-          <w:bCs/>
-          <w:b/>
-        </w:rPr>
-        <w:t xml:space="preserve">desacelera</w:t>
-      </w:r>
-      <w:r>
-        <w:t xml:space="preserve">.</w:t>
-      </w:r>
-    </w:p>
-    <w:p>
-      <w:pPr>
-        <w:pStyle w:val="BodyText"/>
-      </w:pPr>
-      <w:r>
-        <w:rPr>
-          <w:bCs/>
-          <w:b/>
-        </w:rPr>
-        <w:t xml:space="preserve">Resposta:</w:t>
-      </w:r>
-      <w:r>
-        <w:t xml:space="preserve"> </w:t>
-      </w:r>
-      <w:r>
-        <w:t xml:space="preserve">P″(t) = 6t − 24 (número de exemplo). É o</w:t>
-      </w:r>
-      <w:r>
-        <w:t xml:space="preserve"> </w:t>
-      </w:r>
-      <w:r>
-        <w:t xml:space="preserve">"pedal" da taxa de patrimônio.</w:t>
-      </w:r>
-    </w:p>
-    <w:bookmarkEnd w:id="126"/>
-    <w:bookmarkStart w:id="127" w:name="Xde9afa773bb4a8ebcdd8c41089f7779c2bdc709"/>
-    <w:p>
-      <w:pPr>
-        <w:pStyle w:val="Heading4"/>
-      </w:pPr>
-      <w:r>
-        <w:t xml:space="preserve">Exemplo</w:t>
-      </w:r>
-      <w:r>
-        <w:t xml:space="preserve"> </w:t>
-      </w:r>
-      <w:r>
-        <w:t xml:space="preserve">6 (NOVO) — Taxa marginal da cota-parte: vale integralizar mais uma?</w:t>
-      </w:r>
-      <w:r>
-        <w:t xml:space="preserve"> </w:t>
-      </w:r>
-      <w:r>
-        <w:rPr>
-          <w:iCs/>
-          <w:i/>
-        </w:rPr>
-        <w:t xml:space="preserve">(número de exemplo)</w:t>
-      </w:r>
-    </w:p>
-    <w:p>
-      <w:pPr>
-        <w:pStyle w:val="FirstParagraph"/>
-      </w:pPr>
-      <w:r>
-        <w:t xml:space="preserve">Na história fictícia, o patrimônio em função das cotas é P(c) = 50c +</w:t>
-      </w:r>
-      <w:r>
-        <w:t xml:space="preserve"> </w:t>
-      </w:r>
-      <w:r>
-        <w:t xml:space="preserve">2c² (mil R$, número de exemplo). A assembleia pergunta a taxa marginal</w:t>
-      </w:r>
-      <w:r>
-        <w:t xml:space="preserve"> </w:t>
-      </w:r>
-      <w:r>
-        <w:t xml:space="preserve">na 10ª cota.</w:t>
-      </w:r>
-    </w:p>
-    <w:p>
-      <w:pPr>
-        <w:pStyle w:val="BodyText"/>
-      </w:pPr>
-      <w:r>
-        <w:rPr>
-          <w:bCs/>
-          <w:b/>
-        </w:rPr>
-        <w:t xml:space="preserve">Passo 1 — tipo:</w:t>
-      </w:r>
-      <w:r>
-        <w:t xml:space="preserve"> </w:t>
-      </w:r>
-      <w:r>
-        <w:t xml:space="preserve">potência + constante×função. Derive</w:t>
-      </w:r>
-      <w:r>
-        <w:t xml:space="preserve"> </w:t>
-      </w:r>
-      <w:r>
-        <w:t xml:space="preserve">termo a termo.</w:t>
-      </w:r>
-      <w:r>
-        <w:t xml:space="preserve"> </w:t>
-      </w:r>
-      <w:r>
-        <w:rPr>
-          <w:bCs/>
-          <w:b/>
-        </w:rPr>
-        <w:t xml:space="preserve">Passo 2:</w:t>
-      </w:r>
-      <w:r>
-        <w:t xml:space="preserve"> </w:t>
-      </w:r>
-      <w:r>
-        <w:t xml:space="preserve">P′(c) = 50 + 4c.</w:t>
-      </w:r>
-      <w:r>
-        <w:t xml:space="preserve"> </w:t>
-      </w:r>
-      <w:r>
-        <w:rPr>
-          <w:bCs/>
-          <w:b/>
-        </w:rPr>
-        <w:t xml:space="preserve">Passo</w:t>
-      </w:r>
-      <w:r>
-        <w:rPr>
-          <w:bCs/>
-          <w:b/>
-        </w:rPr>
-        <w:t xml:space="preserve"> </w:t>
-      </w:r>
-      <w:r>
-        <w:rPr>
-          <w:bCs/>
-          <w:b/>
-        </w:rPr>
-        <w:t xml:space="preserve">3 — ponto:</w:t>
-      </w:r>
-      <w:r>
-        <w:t xml:space="preserve"> </w:t>
-      </w:r>
-      <w:r>
-        <w:t xml:space="preserve">P′(10) = 50 + 40 =</w:t>
-      </w:r>
-      <w:r>
-        <w:t xml:space="preserve"> </w:t>
-      </w:r>
-      <w:r>
-        <w:rPr>
-          <w:bCs/>
-          <w:b/>
-        </w:rPr>
-        <w:t xml:space="preserve">90</w:t>
-      </w:r>
-      <w:r>
-        <w:t xml:space="preserve">.</w:t>
-      </w:r>
-      <w:r>
-        <w:t xml:space="preserve"> </w:t>
-      </w:r>
-      <w:r>
-        <w:rPr>
-          <w:bCs/>
-          <w:b/>
-        </w:rPr>
-        <w:t xml:space="preserve">Resposta:</w:t>
-      </w:r>
-      <w:r>
-        <w:t xml:space="preserve"> </w:t>
-      </w:r>
-      <w:r>
-        <w:t xml:space="preserve">a 11ª cota acrescenta cerca de</w:t>
-      </w:r>
-      <w:r>
-        <w:t xml:space="preserve"> </w:t>
-      </w:r>
-      <w:r>
-        <w:rPr>
-          <w:bCs/>
-          <w:b/>
-        </w:rPr>
-        <w:t xml:space="preserve">90</w:t>
-      </w:r>
-      <w:r>
-        <w:t xml:space="preserve"> </w:t>
-      </w:r>
-      <w:r>
-        <w:t xml:space="preserve">(mil R$, número de exemplo) ao patrimônio — é a taxa</w:t>
-      </w:r>
-      <w:r>
-        <w:t xml:space="preserve"> </w:t>
-      </w:r>
-      <w:r>
-        <w:t xml:space="preserve">marginal. Decisão fictícia: se o custo de captar essa cota for menor que</w:t>
-      </w:r>
-      <w:r>
-        <w:t xml:space="preserve"> </w:t>
-      </w:r>
-      <w:r>
-        <w:t xml:space="preserve">90, vale a pena.</w:t>
-      </w:r>
-    </w:p>
-    <w:p>
-      <w:pPr>
-        <w:pStyle w:val="BlockText"/>
-      </w:pPr>
-      <w:r>
-        <w:t xml:space="preserve">PAUSA PARA VOCÊ —</w:t>
-      </w:r>
-      <w:r>
-        <w:t xml:space="preserve"> </w:t>
-      </w:r>
-      <w:r>
-        <w:rPr>
-          <w:bCs/>
-          <w:b/>
-        </w:rPr>
-        <w:t xml:space="preserve">PAUSA PARA VOCÊ:</w:t>
-      </w:r>
-      <w:r>
-        <w:t xml:space="preserve"> </w:t>
-      </w:r>
-      <w:r>
-        <w:t xml:space="preserve">por que P′(10) ≈ P(11) − P(10)?</w:t>
-      </w:r>
-      <w:r>
-        <w:t xml:space="preserve"> </w:t>
-      </w:r>
-      <w:r>
-        <w:t xml:space="preserve">Teste: P(11) = 550 + 242 = 792; P(10) = 500 + 200 = 700; diferença = 92</w:t>
-      </w:r>
-      <w:r>
-        <w:t xml:space="preserve"> </w:t>
-      </w:r>
-      <w:r>
-        <w:t xml:space="preserve">≈ 90. A derivada aproxima o incremento unitário. Guarde.</w:t>
       </w:r>
     </w:p>
     <w:bookmarkEnd w:id="127"/>
@@ -18645,13 +18815,49 @@
         <w:pStyle w:val="Compact"/>
       </w:pPr>
       <w:r>
-        <w:t xml:space="preserve">( ) Se P(t) = 3t³ + 6t² + 50t, então P′(4) = 242 (números de</w:t>
-      </w:r>
-      <w:r>
-        <w:t xml:space="preserve"> </w:t>
-      </w:r>
-      <w:r>
-        <w:t xml:space="preserve">exemplo).</w:t>
+        <w:t xml:space="preserve">( ) Se</w:t>
+      </w:r>
+      <w:r>
+        <w:t xml:space="preserve"> </w:t>
+      </w:r>
+      <w:r>
+        <w:rPr>
+          <w:rStyle w:val="VerbatimChar"/>
+        </w:rPr>
+        <w:t xml:space="preserve">F(t)=3t³+6t²+50t</w:t>
+      </w:r>
+      <w:r>
+        <w:t xml:space="preserve"> </w:t>
+      </w:r>
+      <w:r>
+        <w:t xml:space="preserve">está em mil R$ e</w:t>
+      </w:r>
+      <w:r>
+        <w:t xml:space="preserve"> </w:t>
+      </w:r>
+      <w:r>
+        <w:rPr>
+          <w:rStyle w:val="VerbatimChar"/>
+        </w:rPr>
+        <w:t xml:space="preserve">t</w:t>
+      </w:r>
+      <w:r>
+        <w:t xml:space="preserve"> </w:t>
+      </w:r>
+      <w:r>
+        <w:t xml:space="preserve">em meses, então</w:t>
+      </w:r>
+      <w:r>
+        <w:t xml:space="preserve"> </w:t>
+      </w:r>
+      <w:r>
+        <w:rPr>
+          <w:rStyle w:val="VerbatimChar"/>
+        </w:rPr>
+        <w:t xml:space="preserve">F′(4)=242 mil R\$/mês</w:t>
+      </w:r>
+      <w:r>
+        <w:t xml:space="preserve">.</w:t>
       </w:r>
     </w:p>
     <w:p>
@@ -18765,7 +18971,31 @@
         <w:t xml:space="preserve"> </w:t>
       </w:r>
       <w:r>
-        <w:t xml:space="preserve">— 9·16 + 48 + 50 = 242.</w:t>
+        <w:t xml:space="preserve">—</w:t>
+      </w:r>
+      <w:r>
+        <w:t xml:space="preserve"> </w:t>
+      </w:r>
+      <w:r>
+        <w:rPr>
+          <w:rStyle w:val="VerbatimChar"/>
+        </w:rPr>
+        <w:t xml:space="preserve">9·16 + 48 + 50 = 242</w:t>
+      </w:r>
+      <w:r>
+        <w:t xml:space="preserve">, na unidade</w:t>
+      </w:r>
+      <w:r>
+        <w:t xml:space="preserve"> </w:t>
+      </w:r>
+      <w:r>
+        <w:rPr>
+          <w:rStyle w:val="VerbatimChar"/>
+        </w:rPr>
+        <w:t xml:space="preserve">mil R\$/mês</w:t>
+      </w:r>
+      <w:r>
+        <w:t xml:space="preserve">.</w:t>
       </w:r>
     </w:p>
     <w:p>
@@ -19421,11 +19651,7 @@
         <w:pStyle w:val="FirstParagraph"/>
       </w:pPr>
       <w:r>
-        <w:rPr>
-          <w:bCs/>
-          <w:b/>
-        </w:rPr>
-        <w:t xml:space="preserve">Gabarito do guia passo a passo da U2</w:t>
+        <w:t xml:space="preserve">Gabarito do guia (abrir depois de tentar)</w:t>
       </w:r>
     </w:p>
     <w:p>
@@ -19629,31 +19855,43 @@
         <w:t xml:space="preserve"> </w:t>
       </w:r>
       <w:r>
-        <w:t xml:space="preserve">(R$, número de exemplo). Jéssica deriva: −6x + 72 = 0 → x = 12, valor</w:t>
-      </w:r>
-      <w:r>
-        <w:t xml:space="preserve"> </w:t>
-      </w:r>
-      <w:r>
-        <w:t xml:space="preserve">132. "Se passar de 12 cotas, o rateio cai", ela diz. Seu Raimundo:</w:t>
-      </w:r>
-      <w:r>
-        <w:t xml:space="preserve"> </w:t>
-      </w:r>
-      <w:r>
-        <w:t xml:space="preserve">"Então votamos 12." Dona Cida completa: "E o galpão? Com 100 m de cerca,</w:t>
-      </w:r>
-      <w:r>
-        <w:t xml:space="preserve"> </w:t>
-      </w:r>
-      <w:r>
-        <w:t xml:space="preserve">o quadrado 25×25 dá a maior área." Nesta unidade a derivada vira voto:</w:t>
-      </w:r>
-      <w:r>
-        <w:t xml:space="preserve"> </w:t>
-      </w:r>
-      <w:r>
-        <w:t xml:space="preserve">máximo, mínimo, equilíbrio e marginal.</w:t>
+        <w:t xml:space="preserve">(R$, número de exemplo). Jéssica deriva: −6x + 72 = 0 → x = 12. Ela</w:t>
+      </w:r>
+      <w:r>
+        <w:t xml:space="preserve"> </w:t>
+      </w:r>
+      <w:r>
+        <w:t xml:space="preserve">calcula L(12) = 132 e diz: "Dentro do modelo, o rateio chega ao máximo</w:t>
+      </w:r>
+      <w:r>
+        <w:t xml:space="preserve"> </w:t>
+      </w:r>
+      <w:r>
+        <w:t xml:space="preserve">em 12 cotas; depois disso, ele cai." Seu Raimundo pergunta: "Então</w:t>
+      </w:r>
+      <w:r>
+        <w:t xml:space="preserve"> </w:t>
+      </w:r>
+      <w:r>
+        <w:t xml:space="preserve">registramos 12 como proposta?" Jéssica responde: "Primeiro confirmamos o</w:t>
+      </w:r>
+      <w:r>
+        <w:t xml:space="preserve"> </w:t>
+      </w:r>
+      <w:r>
+        <w:t xml:space="preserve">sinal da derivada e lemos o valor em reais. O número do voto precisa vir</w:t>
+      </w:r>
+      <w:r>
+        <w:t xml:space="preserve"> </w:t>
+      </w:r>
+      <w:r>
+        <w:t xml:space="preserve">com a justificativa." Nesta unidade a derivada vira decisão: ajuda a</w:t>
+      </w:r>
+      <w:r>
+        <w:t xml:space="preserve"> </w:t>
+      </w:r>
+      <w:r>
+        <w:t xml:space="preserve">encontrar máximo, mínimo, equilíbrio e efeito marginal.</w:t>
       </w:r>
     </w:p>
     <w:p>
@@ -20631,13 +20869,13 @@
               <w:t xml:space="preserve"> </w:t>
             </w:r>
             <w:r>
-              <w:t xml:space="preserve">de sede/galpão da cooperativa com</w:t>
+              <w:t xml:space="preserve">do espaço de atendimento da</w:t>
             </w:r>
             <w:r>
               <w:t xml:space="preserve"> </w:t>
             </w:r>
             <w:r>
-              <w:t xml:space="preserve">recurso limitado</w:t>
+              <w:t xml:space="preserve">cooperativa com recurso limitado</w:t>
             </w:r>
           </w:p>
         </w:tc>
@@ -25106,13 +25344,13 @@
         <w:t xml:space="preserve"> </w:t>
       </w:r>
       <w:r>
-        <w:t xml:space="preserve">— pode ser mínimo ou ponto de sela/inflexão</w:t>
-      </w:r>
-      <w:r>
-        <w:t xml:space="preserve"> </w:t>
-      </w:r>
-      <w:r>
-        <w:t xml:space="preserve">horizontal; confirme o sinal.</w:t>
+        <w:t xml:space="preserve">— pode ser mínimo ou inflexão horizontal;</w:t>
+      </w:r>
+      <w:r>
+        <w:t xml:space="preserve"> </w:t>
+      </w:r>
+      <w:r>
+        <w:t xml:space="preserve">confirme o sinal.</w:t>
       </w:r>
     </w:p>
     <w:p>
@@ -25743,11 +25981,7 @@
         <w:pStyle w:val="FirstParagraph"/>
       </w:pPr>
       <w:r>
-        <w:rPr>
-          <w:bCs/>
-          <w:b/>
-        </w:rPr>
-        <w:t xml:space="preserve">Gabarito do guia passo a passo da U3</w:t>
+        <w:t xml:space="preserve">Gabarito do guia (abrir depois de tentar)</w:t>
       </w:r>
     </w:p>
     <w:p>
@@ -26990,6 +27224,52 @@
         <w:pStyle w:val="Compact"/>
       </w:pPr>
       <w:r>
+        <w:rPr>
+          <w:bCs/>
+          <w:b/>
+        </w:rPr>
+        <w:t xml:space="preserve">Caso especial:</w:t>
+      </w:r>
+      <w:r>
+        <w:t xml:space="preserve"> </w:t>
+      </w:r>
+      <w:r>
+        <w:t xml:space="preserve">se</w:t>
+      </w:r>
+      <w:r>
+        <w:t xml:space="preserve"> </w:t>
+      </w:r>
+      <w:r>
+        <w:rPr>
+          <w:rStyle w:val="VerbatimChar"/>
+        </w:rPr>
+        <w:t xml:space="preserve">n = −1</w:t>
+      </w:r>
+      <w:r>
+        <w:t xml:space="preserve">, use</w:t>
+      </w:r>
+      <w:r>
+        <w:t xml:space="preserve"> </w:t>
+      </w:r>
+      <w:r>
+        <w:rPr>
+          <w:rStyle w:val="VerbatimChar"/>
+        </w:rPr>
+        <w:t xml:space="preserve">∫ x^(−1) dx = ln|x| + C</w:t>
+      </w:r>
+      <w:r>
+        <w:t xml:space="preserve">; não divida por zero.</w:t>
+      </w:r>
+    </w:p>
+    <w:p>
+      <w:pPr>
+        <w:numPr>
+          <w:ilvl w:val="0"/>
+          <w:numId w:val="1070"/>
+        </w:numPr>
+        <w:pStyle w:val="Compact"/>
+      </w:pPr>
+      <w:r>
         <w:t xml:space="preserve">Simplifique e</w:t>
       </w:r>
       <w:r>
@@ -30875,11 +31155,7 @@
         <w:pStyle w:val="FirstParagraph"/>
       </w:pPr>
       <w:r>
-        <w:rPr>
-          <w:bCs/>
-          <w:b/>
-        </w:rPr>
-        <w:t xml:space="preserve">Gabarito do guia passo a passo da U4</w:t>
+        <w:t xml:space="preserve">Gabarito do guia (abrir depois de tentar)</w:t>
       </w:r>
     </w:p>
     <w:p>
@@ -33641,31 +33917,25 @@
         <w:t xml:space="preserve"> </w:t>
       </w:r>
       <w:r>
-        <w:t xml:space="preserve">de 100 para 182 em 10 meses no modelo exponencial puro</w:t>
-      </w:r>
-      <w:r>
-        <w:t xml:space="preserve"> </w:t>
-      </w:r>
-      <w:r>
-        <w:t xml:space="preserve">(sem teto). Compare com o teto de 600 do Exemplo 6 da U1: exponencial</w:t>
-      </w:r>
-      <w:r>
-        <w:t xml:space="preserve"> </w:t>
-      </w:r>
-      <w:r>
-        <w:t xml:space="preserve">pura explode; com teto (logístico, fora do escopo) estabiliza. A</w:t>
-      </w:r>
-      <w:r>
-        <w:t xml:space="preserve"> </w:t>
-      </w:r>
-      <w:r>
-        <w:t xml:space="preserve">assembleia fictícia usa os dois: exponencial para o curto prazo, teto</w:t>
-      </w:r>
-      <w:r>
-        <w:t xml:space="preserve"> </w:t>
-      </w:r>
-      <w:r>
-        <w:t xml:space="preserve">para o longo.</w:t>
+        <w:t xml:space="preserve">de 100 para 182 em 10 meses no modelo exponencial, que</w:t>
+      </w:r>
+      <w:r>
+        <w:t xml:space="preserve"> </w:t>
+      </w:r>
+      <w:r>
+        <w:t xml:space="preserve">não tem teto. Outro modelo com limite, como o teto de 600 da U1,</w:t>
+      </w:r>
+      <w:r>
+        <w:t xml:space="preserve"> </w:t>
+      </w:r>
+      <w:r>
+        <w:t xml:space="preserve">produziria uma curva diferente. Não se podem combinar as duas formas sem</w:t>
+      </w:r>
+      <w:r>
+        <w:t xml:space="preserve"> </w:t>
+      </w:r>
+      <w:r>
+        <w:t xml:space="preserve">uma regra de escolha.</w:t>
       </w:r>
       <w:r>
         <w:t xml:space="preserve"> </w:t>
@@ -33735,25 +34005,19 @@
         <w:t xml:space="preserve"> </w:t>
       </w:r>
       <w:r>
-        <w:t xml:space="preserve">adesão real tem limite</w:t>
-      </w:r>
-      <w:r>
-        <w:t xml:space="preserve"> </w:t>
-      </w:r>
-      <w:r>
-        <w:t xml:space="preserve">(mercado, atendimento). Por isso o livro mostra os dois modelos:</w:t>
-      </w:r>
-      <w:r>
-        <w:t xml:space="preserve"> </w:t>
-      </w:r>
-      <w:r>
-        <w:t xml:space="preserve">beira-teto (U1) e exponencial (U5). Na prova, siga o enunciado; na vida,</w:t>
-      </w:r>
-      <w:r>
-        <w:t xml:space="preserve"> </w:t>
-      </w:r>
-      <w:r>
-        <w:t xml:space="preserve">pergunte qual hipótese vale.</w:t>
+        <w:t xml:space="preserve">o modelo exponencial não</w:t>
+      </w:r>
+      <w:r>
+        <w:t xml:space="preserve"> </w:t>
+      </w:r>
+      <w:r>
+        <w:t xml:space="preserve">impõe teto. Se a capacidade do sistema for limitada, use um modelo que</w:t>
+      </w:r>
+      <w:r>
+        <w:t xml:space="preserve"> </w:t>
+      </w:r>
+      <w:r>
+        <w:t xml:space="preserve">inclua essa restrição; na prova, siga o enunciado.</w:t>
       </w:r>
     </w:p>
     <w:bookmarkEnd w:id="213"/>
@@ -35241,19 +35505,19 @@
         <w:t xml:space="preserve"> </w:t>
       </w:r>
       <w:r>
-        <w:t xml:space="preserve">(número de exemplo).</w:t>
-      </w:r>
-      <w:r>
-        <w:t xml:space="preserve"> </w:t>
-      </w:r>
-      <w:r>
-        <w:t xml:space="preserve">Exponencial pura explode; com teto de 600 (U1) estabiliza. Curto prazo</w:t>
-      </w:r>
-      <w:r>
-        <w:t xml:space="preserve"> </w:t>
-      </w:r>
-      <w:r>
-        <w:t xml:space="preserve">usa exponencial, longo prazo usa teto.</w:t>
+        <w:t xml:space="preserve">(número de exemplo). A</w:t>
+      </w:r>
+      <w:r>
+        <w:t xml:space="preserve"> </w:t>
+      </w:r>
+      <w:r>
+        <w:t xml:space="preserve">exponencial não tem teto; o modelo de 600 da U1 é diferente. Só misture</w:t>
+      </w:r>
+      <w:r>
+        <w:t xml:space="preserve"> </w:t>
+      </w:r>
+      <w:r>
+        <w:t xml:space="preserve">as formas se o enunciado disser quando trocar de modelo.</w:t>
       </w:r>
     </w:p>
     <w:p>
@@ -36475,11 +36739,7 @@
         <w:pStyle w:val="FirstParagraph"/>
       </w:pPr>
       <w:r>
-        <w:rPr>
-          <w:bCs/>
-          <w:b/>
-        </w:rPr>
-        <w:t xml:space="preserve">Gabarito do guia passo a passo da U5</w:t>
+        <w:t xml:space="preserve">Gabarito do guia (abrir depois de tentar)</w:t>
       </w:r>
     </w:p>
     <w:p>
@@ -40514,13 +40774,41 @@
         <w:t xml:space="preserve">S(12) = 9600/52 ≈ 184,6</w:t>
       </w:r>
       <w:r>
-        <w:t xml:space="preserve">. Dobrou o tempo, ganhou só ~80.</w:t>
-      </w:r>
-      <w:r>
-        <w:t xml:space="preserve"> </w:t>
-      </w:r>
-      <w:r>
-        <w:t xml:space="preserve">Perto do teto, mês extra quase não rende. (Números de exemplo.)</w:t>
+        <w:t xml:space="preserve">. O tempo dobrou, mas o valor apenas</w:t>
+      </w:r>
+      <w:r>
+        <w:t xml:space="preserve"> </w:t>
+      </w:r>
+      <w:r>
+        <w:t xml:space="preserve">chegou a menos de um quarto do teto. Portanto, esses pontos mostram</w:t>
+      </w:r>
+      <w:r>
+        <w:t xml:space="preserve"> </w:t>
+      </w:r>
+      <w:r>
+        <w:t xml:space="preserve">crescimento menor por mês extra,</w:t>
+      </w:r>
+      <w:r>
+        <w:t xml:space="preserve"> </w:t>
+      </w:r>
+      <w:r>
+        <w:rPr>
+          <w:bCs/>
+          <w:b/>
+        </w:rPr>
+        <w:t xml:space="preserve">não</w:t>
+      </w:r>
+      <w:r>
+        <w:t xml:space="preserve"> </w:t>
+      </w:r>
+      <w:r>
+        <w:t xml:space="preserve">mostram que a</w:t>
+      </w:r>
+      <w:r>
+        <w:t xml:space="preserve"> </w:t>
+      </w:r>
+      <w:r>
+        <w:t xml:space="preserve">curva já está “perto do teto”. (Números de exemplo.)</w:t>
       </w:r>
     </w:p>
     <w:p>
@@ -40625,25 +40913,22 @@
         <w:rPr>
           <w:rStyle w:val="VerbatimChar"/>
         </w:rPr>
-        <w:t xml:space="preserve">F'(6) = 324 + 72 + 50 = 446</w:t>
-      </w:r>
-      <w:r>
-        <w:t xml:space="preserve"> </w:t>
-      </w:r>
-      <w:r>
-        <w:t xml:space="preserve">(número de exemplo, mil</w:t>
-      </w:r>
-      <w:r>
-        <w:t xml:space="preserve"> </w:t>
-      </w:r>
-      <w:r>
-        <w:t xml:space="preserve">R$/mês). Frase: no 6º mês, o fundo cresce a 446 mil R$ por mês.</w:t>
-      </w:r>
-      <w:r>
-        <w:t xml:space="preserve"> </w:t>
-      </w:r>
-      <w:r>
-        <w:t xml:space="preserve">Instantânea, não média.</w:t>
+        <w:t xml:space="preserve">F'(6) = 324 + 72 + 50 = 446 mil R\$ de exemplo/mês</w:t>
+      </w:r>
+      <w:r>
+        <w:t xml:space="preserve">. Frase:</w:t>
+      </w:r>
+      <w:r>
+        <w:t xml:space="preserve"> </w:t>
+      </w:r>
+      <w:r>
+        <w:t xml:space="preserve">no 6º mês, o fundo cresce a 446 mil R$ de exemplo por mês. Essa taxa é</w:t>
+      </w:r>
+      <w:r>
+        <w:t xml:space="preserve"> </w:t>
+      </w:r>
+      <w:r>
+        <w:t xml:space="preserve">instantânea, não média.</w:t>
       </w:r>
     </w:p>
     <w:p>
@@ -40754,19 +41039,22 @@
         <w:rPr>
           <w:rStyle w:val="VerbatimChar"/>
         </w:rPr>
-        <w:t xml:space="preserve">C'(40) = 240 + 320 + 30 = 590</w:t>
-      </w:r>
-      <w:r>
-        <w:t xml:space="preserve"> </w:t>
-      </w:r>
-      <w:r>
-        <w:t xml:space="preserve">(número de exemplo). Cada</w:t>
-      </w:r>
-      <w:r>
-        <w:t xml:space="preserve"> </w:t>
-      </w:r>
-      <w:r>
-        <w:t xml:space="preserve">cooperado a mais perto de 40 custa ~590. Marginal.</w:t>
+        <w:t xml:space="preserve">C'(40) = 240 + 320 + 30 = 590 R\$ de exemplo por cooperado</w:t>
+      </w:r>
+      <w:r>
+        <w:t xml:space="preserve">.</w:t>
+      </w:r>
+      <w:r>
+        <w:t xml:space="preserve"> </w:t>
+      </w:r>
+      <w:r>
+        <w:t xml:space="preserve">Cada cooperado a mais, perto de 40, aumenta o custo local em cerca de</w:t>
+      </w:r>
+      <w:r>
+        <w:t xml:space="preserve"> </w:t>
+      </w:r>
+      <w:r>
+        <w:t xml:space="preserve">590.</w:t>
       </w:r>
     </w:p>
     <w:p>
@@ -40799,13 +41087,7 @@
         <w:t xml:space="preserve"> </w:t>
       </w:r>
       <w:r>
-        <w:t xml:space="preserve">(R$, número de exemplo). (a) Ache x</w:t>
-      </w:r>
-      <w:r>
-        <w:t xml:space="preserve"> </w:t>
-      </w:r>
-      <w:r>
-        <w:t xml:space="preserve">ótimo e L máximo. (b) O mês M06 tem sobras</w:t>
+        <w:t xml:space="preserve">(R$, número de exemplo). (a) Ache</w:t>
       </w:r>
       <w:r>
         <w:t xml:space="preserve"> </w:t>
@@ -40814,19 +41096,55 @@
         <w:rPr>
           <w:rStyle w:val="VerbatimChar"/>
         </w:rPr>
+        <w:t xml:space="preserve">x</w:t>
+      </w:r>
+      <w:r>
+        <w:t xml:space="preserve"> </w:t>
+      </w:r>
+      <w:r>
+        <w:t xml:space="preserve">ótimo e</w:t>
+      </w:r>
+      <w:r>
+        <w:t xml:space="preserve"> </w:t>
+      </w:r>
+      <w:r>
+        <w:rPr>
+          <w:rStyle w:val="VerbatimChar"/>
+        </w:rPr>
+        <w:t xml:space="preserve">L</w:t>
+      </w:r>
+      <w:r>
+        <w:t xml:space="preserve"> </w:t>
+      </w:r>
+      <w:r>
+        <w:t xml:space="preserve">máximo. (b) O mês M06 da tabela</w:t>
+      </w:r>
+      <w:r>
+        <w:t xml:space="preserve"> </w:t>
+      </w:r>
+      <w:r>
+        <w:t xml:space="preserve">tem</w:t>
+      </w:r>
+      <w:r>
+        <w:t xml:space="preserve"> </w:t>
+      </w:r>
+      <w:r>
+        <w:rPr>
+          <w:rStyle w:val="VerbatimChar"/>
+        </w:rPr>
         <w:t xml:space="preserve">R\$ 132</w:t>
       </w:r>
       <w:r>
         <w:t xml:space="preserve"> </w:t>
       </w:r>
       <w:r>
-        <w:t xml:space="preserve">na</w:t>
-      </w:r>
-      <w:r>
-        <w:t xml:space="preserve"> </w:t>
-      </w:r>
-      <w:r>
-        <w:t xml:space="preserve">tabela fictícia. Comente.</w:t>
+        <w:t xml:space="preserve">de sobras. O que essa coincidência de valores</w:t>
+      </w:r>
+      <w:r>
+        <w:t xml:space="preserve"> </w:t>
+      </w:r>
+      <w:r>
+        <w:t xml:space="preserve">permite afirmar?</w:t>
       </w:r>
       <w:r>
         <w:t xml:space="preserve"> </w:t>
@@ -40898,7 +41216,7 @@
         <w:t xml:space="preserve"> </w:t>
       </w:r>
       <w:r>
-        <w:t xml:space="preserve">→ máximo.</w:t>
+        <w:t xml:space="preserve">→ máximo em</w:t>
       </w:r>
       <w:r>
         <w:t xml:space="preserve"> </w:t>
@@ -40907,25 +41225,81 @@
         <w:rPr>
           <w:rStyle w:val="VerbatimChar"/>
         </w:rPr>
-        <w:t xml:space="preserve">L(12) = 132</w:t>
-      </w:r>
-      <w:r>
-        <w:t xml:space="preserve"> </w:t>
-      </w:r>
-      <w:r>
-        <w:t xml:space="preserve">(número</w:t>
-      </w:r>
-      <w:r>
-        <w:t xml:space="preserve"> </w:t>
-      </w:r>
-      <w:r>
-        <w:t xml:space="preserve">de exemplo). (b) O M06 bate com o ótimo deste modelo. Nem a mais nem a</w:t>
-      </w:r>
-      <w:r>
-        <w:t xml:space="preserve"> </w:t>
-      </w:r>
-      <w:r>
-        <w:t xml:space="preserve">menos. Votem 12.</w:t>
+        <w:t xml:space="preserve">x=12</w:t>
+      </w:r>
+      <w:r>
+        <w:t xml:space="preserve">, com</w:t>
+      </w:r>
+      <w:r>
+        <w:t xml:space="preserve"> </w:t>
+      </w:r>
+      <w:r>
+        <w:rPr>
+          <w:rStyle w:val="VerbatimChar"/>
+        </w:rPr>
+        <w:t xml:space="preserve">L(12)=132 R\$ de exemplo</w:t>
+      </w:r>
+      <w:r>
+        <w:t xml:space="preserve">.</w:t>
+      </w:r>
+    </w:p>
+    <w:p>
+      <w:pPr>
+        <w:pStyle w:val="BodyText"/>
+      </w:pPr>
+      <w:r>
+        <w:t xml:space="preserve">(b) O valor coincide, mas a tabela usa 40 cooperados e 160 cotas no</w:t>
+      </w:r>
+      <w:r>
+        <w:t xml:space="preserve"> </w:t>
+      </w:r>
+      <w:r>
+        <w:t xml:space="preserve">M06, enquanto o modelo foi definido em</w:t>
+      </w:r>
+      <w:r>
+        <w:t xml:space="preserve"> </w:t>
+      </w:r>
+      <w:r>
+        <w:rPr>
+          <w:rStyle w:val="VerbatimChar"/>
+        </w:rPr>
+        <w:t xml:space="preserve">x=12</w:t>
+      </w:r>
+      <w:r>
+        <w:t xml:space="preserve">. Sem saber qual</w:t>
+      </w:r>
+      <w:r>
+        <w:t xml:space="preserve"> </w:t>
+      </w:r>
+      <w:r>
+        <w:t xml:space="preserve">quantidade representa</w:t>
+      </w:r>
+      <w:r>
+        <w:t xml:space="preserve"> </w:t>
+      </w:r>
+      <w:r>
+        <w:rPr>
+          <w:rStyle w:val="VerbatimChar"/>
+        </w:rPr>
+        <w:t xml:space="preserve">x</w:t>
+      </w:r>
+      <w:r>
+        <w:t xml:space="preserve"> </w:t>
+      </w:r>
+      <w:r>
+        <w:t xml:space="preserve">e se os modelos são o mesmo, não se</w:t>
+      </w:r>
+      <w:r>
+        <w:t xml:space="preserve"> </w:t>
+      </w:r>
+      <w:r>
+        <w:t xml:space="preserve">pode dizer que o M06 é o ótimo. Coincidir um valor não prova coincidir a</w:t>
+      </w:r>
+      <w:r>
+        <w:t xml:space="preserve"> </w:t>
+      </w:r>
+      <w:r>
+        <w:t xml:space="preserve">entrada.</w:t>
       </w:r>
     </w:p>
     <w:p>
@@ -41078,13 +41452,34 @@
         <w:t xml:space="preserve"> </w:t>
       </w:r>
       <w:r>
-        <w:t xml:space="preserve">. O M01 está exatamente</w:t>
-      </w:r>
-      <w:r>
-        <w:t xml:space="preserve"> </w:t>
-      </w:r>
-      <w:r>
-        <w:t xml:space="preserve">no equilíbrio deste modelo. Abaixo dá prejuízo, acima dá sobra.</w:t>
+        <w:t xml:space="preserve">. O M01 tem 30</w:t>
+      </w:r>
+      <w:r>
+        <w:t xml:space="preserve"> </w:t>
+      </w:r>
+      <w:r>
+        <w:t xml:space="preserve">cooperados, mas a igualdade com o equilíbrio só vale se</w:t>
+      </w:r>
+      <w:r>
+        <w:t xml:space="preserve"> </w:t>
+      </w:r>
+      <w:r>
+        <w:rPr>
+          <w:rStyle w:val="VerbatimChar"/>
+        </w:rPr>
+        <w:t xml:space="preserve">x</w:t>
+      </w:r>
+      <w:r>
+        <w:t xml:space="preserve"> </w:t>
+      </w:r>
+      <w:r>
+        <w:t xml:space="preserve">representar cooperados no mesmo modelo; abaixo de 30 há prejuízo e acima</w:t>
+      </w:r>
+      <w:r>
+        <w:t xml:space="preserve"> </w:t>
+      </w:r>
+      <w:r>
+        <w:t xml:space="preserve">de 30 há sobra nessa função.</w:t>
       </w:r>
     </w:p>
     <w:p>
